--- a/docs/engenharia-software-2/casos_de_uso/Caso de uso - Página inicial do Aluno.docx
+++ b/docs/engenharia-software-2/casos_de_uso/Caso de uso - Página inicial do Aluno.docx
@@ -223,7 +223,7 @@
           <w:sz w:val="22"/>
           <w:shd w:fill="auto" w:val="clear"/>
         </w:rPr>
-        <w:t xml:space="preserve">O Aluno (Ator) interage com a HomeAlunoView (Dashboard principal do aluno) chamando abrirHomeAluno();</w:t>
+        <w:t xml:space="preserve">O Aluno (Ator) interage com a home_aluno_view (Dashboard principal do aluno) chamando abrirHomeAluno();</w:t>
       </w:r>
     </w:p>
     <w:p>
@@ -268,7 +268,7 @@
           <w:sz w:val="22"/>
           <w:shd w:fill="auto" w:val="clear"/>
         </w:rPr>
-        <w:t xml:space="preserve">A  HomeAlunoView solicita carregarAgendaAluno(alunoId) para o DashboardAlunoControl (Gerencia a tela inicial do aluno);</w:t>
+        <w:t xml:space="preserve">A  home_aluno_view solicita carregarAgendaAluno(alunoId) para o aluno_control (Gerencia a tela inicial do aluno);</w:t>
       </w:r>
     </w:p>
     <w:p>
@@ -313,7 +313,7 @@
           <w:sz w:val="22"/>
           <w:shd w:fill="auto" w:val="clear"/>
         </w:rPr>
-        <w:t xml:space="preserve">O DashboardAlunoControl solicita buscarAgenda() à Aluno (Entity);</w:t>
+        <w:t xml:space="preserve">O aluno_control solicita buscarAgenda() à Aluno (Entity);</w:t>
       </w:r>
     </w:p>
     <w:p>
@@ -358,7 +358,7 @@
           <w:sz w:val="22"/>
           <w:shd w:fill="auto" w:val="clear"/>
         </w:rPr>
-        <w:t xml:space="preserve">Aluno (Entity) retorna a agenda referente ao objeto para o DashboardAlunoControl;</w:t>
+        <w:t xml:space="preserve">Aluno (Entity) retorna a agenda referente ao objeto para o aluno_control;</w:t>
       </w:r>
     </w:p>
     <w:p>
@@ -403,7 +403,7 @@
           <w:sz w:val="22"/>
           <w:shd w:fill="auto" w:val="clear"/>
         </w:rPr>
-        <w:t xml:space="preserve">O DashboardAlunoControl solicita buscarExercicios() à Agenda (Entity);</w:t>
+        <w:t xml:space="preserve">O aluno_control solicita buscarExercicios() à Agenda (Entity);</w:t>
       </w:r>
     </w:p>
     <w:p>
@@ -448,7 +448,7 @@
           <w:sz w:val="22"/>
           <w:shd w:fill="auto" w:val="clear"/>
         </w:rPr>
-        <w:t xml:space="preserve">Agenda (Entity) retorna uma lista de exercicios referente ao objeto para o DashboardAlunoControl;</w:t>
+        <w:t xml:space="preserve">Agenda (Entity) retorna uma lista de exercicios referente ao objeto para o aluno_control;</w:t>
       </w:r>
     </w:p>
     <w:p>
@@ -493,7 +493,7 @@
           <w:sz w:val="22"/>
           <w:shd w:fill="auto" w:val="clear"/>
         </w:rPr>
-        <w:t xml:space="preserve">O DashBoardAlunoControl retorna Exercicios[] para a HomeAlunoView;</w:t>
+        <w:t xml:space="preserve">O aluno_control retorna Exercicios[] para a home_aluno_view;</w:t>
       </w:r>
     </w:p>
     <w:p>
@@ -538,7 +538,7 @@
           <w:sz w:val="22"/>
           <w:shd w:fill="auto" w:val="clear"/>
         </w:rPr>
-        <w:t xml:space="preserve">A HomeAlunoView exibe a lista chamando exibirLista(Exercicios[]);</w:t>
+        <w:t xml:space="preserve">A home_aluno_view exibe a lista chamando exibirLista(Exercicios[]);</w:t>
       </w:r>
     </w:p>
     <w:p>
@@ -583,7 +583,7 @@
           <w:sz w:val="22"/>
           <w:shd w:fill="auto" w:val="clear"/>
         </w:rPr>
-        <w:t xml:space="preserve"> A HomeAlunoView apresenta a lista de exercicios ao Aluno (Ator);</w:t>
+        <w:t xml:space="preserve"> A home_aluno_view apresenta a lista de exercicios ao Aluno (Ator);</w:t>
       </w:r>
     </w:p>
     <w:p>
@@ -626,7 +626,7 @@
           <w:sz w:val="22"/>
           <w:shd w:fill="auto" w:val="clear"/>
         </w:rPr>
-        <w:t xml:space="preserve">Fluxo alternativo (Erro ao carregar agenda):</w:t>
+        <w:t xml:space="preserve">Fluxo alternativo I (Erro ao carregar agenda):</w:t>
       </w:r>
     </w:p>
     <w:p>
@@ -664,7 +664,7 @@
           <w:sz w:val="22"/>
           <w:shd w:fill="auto" w:val="clear"/>
         </w:rPr>
-        <w:t xml:space="preserve"> Aluno (Entity) retorna um ponteiro nulo da agenda ao DashboardAlunoControl.</w:t>
+        <w:t xml:space="preserve"> Aluno (Entity) retorna um ponteiro nulo da agenda ao aluno_control.</w:t>
       </w:r>
     </w:p>
     <w:p>
@@ -702,7 +702,7 @@
           <w:sz w:val="22"/>
           <w:shd w:fill="auto" w:val="clear"/>
         </w:rPr>
-        <w:t xml:space="preserve"> O DashboardAlunoControl retorna erro para HomeAlunoView.</w:t>
+        <w:t xml:space="preserve"> O aluno_control retorna erro para home_aluno_view.</w:t>
       </w:r>
     </w:p>
     <w:p>
@@ -740,7 +740,7 @@
           <w:sz w:val="22"/>
           <w:shd w:fill="auto" w:val="clear"/>
         </w:rPr>
-        <w:t xml:space="preserve"> A HomeAlunoView executa exibirMensagem("Erro ao carregar lista de exercícios.").</w:t>
+        <w:t xml:space="preserve"> A home_aluno_view executa exibirMensagem("Erro ao carregar lista de exercícios.").</w:t>
       </w:r>
     </w:p>
     <w:p>
@@ -778,7 +778,7 @@
           <w:sz w:val="22"/>
           <w:shd w:fill="auto" w:val="clear"/>
         </w:rPr>
-        <w:t xml:space="preserve"> A HomeAlunoView apresenta a mensagem ao Aluno (Ator).</w:t>
+        <w:t xml:space="preserve"> A home_aluno_view apresenta a mensagem ao Aluno (Ator).</w:t>
       </w:r>
     </w:p>
     <w:p>
@@ -822,7 +822,7 @@
           <w:sz w:val="22"/>
           <w:shd w:fill="auto" w:val="clear"/>
         </w:rPr>
-        <w:t xml:space="preserve">Fluxo alternativo (Lista de exercícios vazia):</w:t>
+        <w:t xml:space="preserve">Fluxo alternativo II (Lista de exercícios vazia):</w:t>
       </w:r>
     </w:p>
     <w:p>
@@ -860,7 +860,7 @@
           <w:sz w:val="22"/>
           <w:shd w:fill="auto" w:val="clear"/>
         </w:rPr>
-        <w:t xml:space="preserve"> Agenda (Entity) retorna Exercicios[] vazia ao DashboardAlunoControl.</w:t>
+        <w:t xml:space="preserve"> Agenda (Entity) retorna Exercicios[] vazia ao aluno_control.</w:t>
       </w:r>
     </w:p>
     <w:p>
@@ -898,7 +898,7 @@
           <w:sz w:val="22"/>
           <w:shd w:fill="auto" w:val="clear"/>
         </w:rPr>
-        <w:t xml:space="preserve"> O DashboardAlunoControl retorna a lista vazia para a HomeAlunoView.</w:t>
+        <w:t xml:space="preserve"> O aluno_control retorna a lista vazia para a home_alunuo_view.</w:t>
       </w:r>
     </w:p>
     <w:p>
@@ -936,7 +936,7 @@
           <w:sz w:val="22"/>
           <w:shd w:fill="auto" w:val="clear"/>
         </w:rPr>
-        <w:t xml:space="preserve"> A HomeAlunoView executa exibirMensagem("Nenhum exercício encontrado.").</w:t>
+        <w:t xml:space="preserve"> A home_aluno_view executa exibirMensagem("Nenhum exercício encontrado.").</w:t>
       </w:r>
     </w:p>
     <w:p>
@@ -974,7 +974,7 @@
           <w:sz w:val="22"/>
           <w:shd w:fill="auto" w:val="clear"/>
         </w:rPr>
-        <w:t xml:space="preserve"> A HomeAlunoView apresenta a mensagem ao Aluno (Ator).</w:t>
+        <w:t xml:space="preserve"> A home_aluno_view apresenta a mensagem ao Aluno (Ator).</w:t>
       </w:r>
     </w:p>
     <w:p>
@@ -1017,7 +1017,7 @@
           <w:sz w:val="22"/>
           <w:shd w:fill="auto" w:val="clear"/>
         </w:rPr>
-        <w:t xml:space="preserve">Fluxo alternativo (Erro ao carregar exercícios):</w:t>
+        <w:t xml:space="preserve">Fluxo alternativo III (Erro ao carregar exercícios):</w:t>
       </w:r>
     </w:p>
     <w:p>
@@ -1055,7 +1055,7 @@
           <w:sz w:val="22"/>
           <w:shd w:fill="auto" w:val="clear"/>
         </w:rPr>
-        <w:t xml:space="preserve"> Agenda (Entity) retorna um ponteiro nulo dos exercícios ao DashboardAlunoControl.</w:t>
+        <w:t xml:space="preserve"> Agenda (Entity) retorna um ponteiro nulo dos exercícios ao aluno_control.</w:t>
       </w:r>
     </w:p>
     <w:p>
@@ -1093,7 +1093,7 @@
           <w:sz w:val="22"/>
           <w:shd w:fill="auto" w:val="clear"/>
         </w:rPr>
-        <w:t xml:space="preserve"> O DashboardAlunoControl retorna erro para HomeAlunoView.</w:t>
+        <w:t xml:space="preserve"> O aluno_control retorna erro para home_aluno_view.</w:t>
       </w:r>
     </w:p>
     <w:p>
@@ -1131,7 +1131,7 @@
           <w:sz w:val="22"/>
           <w:shd w:fill="auto" w:val="clear"/>
         </w:rPr>
-        <w:t xml:space="preserve"> A HomeAlunoView executa exibirMensagem("Erro ao carregar lista de exercícios.").</w:t>
+        <w:t xml:space="preserve"> A home_aluno_view executa exibirMensagem("Erro ao carregar lista de exercícios.").</w:t>
       </w:r>
     </w:p>
     <w:p>
@@ -1169,7 +1169,7 @@
           <w:sz w:val="22"/>
           <w:shd w:fill="auto" w:val="clear"/>
         </w:rPr>
-        <w:t xml:space="preserve"> A HomeAlunoView apresenta a mensagem ao Aluno (Ator).</w:t>
+        <w:t xml:space="preserve"> A home_aluno_view apresenta a mensagem ao Aluno (Ator).</w:t>
       </w:r>
     </w:p>
     <w:p>
@@ -1202,8 +1202,8 @@
         </w:rPr>
       </w:pPr>
       <w:r>
-        <w:object w:dxaOrig="3929" w:dyaOrig="8475">
-          <v:rect xmlns:o="urn:schemas-microsoft-com:office:office" xmlns:v="urn:schemas-microsoft-com:vml" id="rectole0000000000" style="width:196.450000pt;height:423.750000pt" o:preferrelative="t" o:ole="">
+        <w:object w:dxaOrig="3968" w:dyaOrig="8585">
+          <v:rect xmlns:o="urn:schemas-microsoft-com:office:office" xmlns:v="urn:schemas-microsoft-com:vml" id="rectole0000000000" style="width:198.400000pt;height:429.250000pt" o:preferrelative="t" o:ole="">
             <o:lock v:ext="edit"/>
             <v:imagedata xmlns:r="http://schemas.openxmlformats.org/officeDocument/2006/relationships" r:id="docRId1" o:title=""/>
           </v:rect>
